--- a/public/exports/documents/subcontract-marketing-2026/ref-non-compete.docx
+++ b/public/exports/documents/subcontract-marketing-2026/ref-non-compete.docx
@@ -14,7 +14,23 @@
     </w:p>
     <w:p>
       <w:pPr>
-        <w:spacing w:after="160"/>
+        <w:spacing w:after="180"/>
+        <w:jc w:val="both"/>
+      </w:pPr>
+      <w:r>
+        <w:rPr>
+          <w:b/>
+          <w:bCs/>
+        </w:rPr>
+        <w:t xml:space="preserve">Legal:</w:t>
+      </w:r>
+      <w:r>
+        <w:t xml:space="preserve"> Non-compete у Каліфорнії та частинах ЄС може бути неenforceable. Якщо субпідрядник з тих юрисдикцій — залиште пункт, але не розраховуйте на нього як єдиний захист. — Olga &lt;/aside&gt;</w:t>
+      </w:r>
+    </w:p>
+    <w:p>
+      <w:pPr>
+        <w:spacing w:after="180"/>
         <w:jc w:val="both"/>
       </w:pPr>
       <w:r>
@@ -34,7 +50,8 @@
     <w:p>
       <w:pPr>
         <w:pStyle w:val="Heading2"/>
-        <w:spacing w:after="160" w:before="280"/>
+        <w:keepNext/>
+        <w:spacing w:after="180" w:before="360"/>
       </w:pPr>
       <w:r>
         <w:t xml:space="preserve">Нотатки</w:t>
@@ -55,21 +72,77 @@
     </w:p>
     <w:p>
       <w:pPr>
-        <w:spacing w:after="160"/>
+        <w:spacing w:after="180"/>
         <w:jc w:val="both"/>
       </w:pPr>
       <w:r>
-        <w:t xml:space="preserve">і пішов напряму". - Обмеження стосується ТІЛЬКИ клієнтів, про яких субпідрядник дізнався в ході виконання нашого договору. Інші його клієнти — не наша справа. - Разом із Non-solicitation створює повний periметр захисту комерційних відносин. - В ЄС і США такі обмеження мають бути </w:t>
-      </w:r>
-      <w:r>
-        <w:rPr>
-          <w:b/>
-          <w:bCs/>
-        </w:rPr>
-        <w:t xml:space="preserve">розумними за терміном та географією</w:t>
-      </w:r>
-      <w:r>
-        <w:t xml:space="preserve"> — 1 рік є найбезпечнішим верхом.</w:t>
+        <w:t xml:space="preserve">і пішов напряму".</w:t>
+      </w:r>
+    </w:p>
+    <w:p>
+      <w:pPr>
+        <w:pStyle w:val="ListParagraph"/>
+        <w:numPr>
+          <w:ilvl w:val="0"/>
+          <w:numId w:val="1"/>
+        </w:numPr>
+        <w:spacing w:after="60"/>
+      </w:pPr>
+      <w:r>
+        <w:t xml:space="preserve">Обмеження стосується ТІЛЬКИ клієнтів, про яких субпідрядник</w:t>
+      </w:r>
+    </w:p>
+    <w:p>
+      <w:pPr>
+        <w:spacing w:after="180"/>
+        <w:jc w:val="both"/>
+      </w:pPr>
+      <w:r>
+        <w:t xml:space="preserve">дізнався в ході виконання нашого договору. Інші його клієнти — не наша справа.</w:t>
+      </w:r>
+    </w:p>
+    <w:p>
+      <w:pPr>
+        <w:pStyle w:val="ListParagraph"/>
+        <w:numPr>
+          <w:ilvl w:val="0"/>
+          <w:numId w:val="1"/>
+        </w:numPr>
+        <w:spacing w:after="60"/>
+      </w:pPr>
+      <w:r>
+        <w:t xml:space="preserve">Разом із Non-solicitation створює повний periметр захисту</w:t>
+      </w:r>
+    </w:p>
+    <w:p>
+      <w:pPr>
+        <w:spacing w:after="180"/>
+        <w:jc w:val="both"/>
+      </w:pPr>
+      <w:r>
+        <w:t xml:space="preserve">комерційних відносин.</w:t>
+      </w:r>
+    </w:p>
+    <w:p>
+      <w:pPr>
+        <w:pStyle w:val="ListParagraph"/>
+        <w:numPr>
+          <w:ilvl w:val="0"/>
+          <w:numId w:val="1"/>
+        </w:numPr>
+        <w:spacing w:after="60"/>
+      </w:pPr>
+      <w:r>
+        <w:t xml:space="preserve">В ЄС і США такі обмеження мають бути **розумними за терміном</w:t>
+      </w:r>
+    </w:p>
+    <w:p>
+      <w:pPr>
+        <w:spacing w:after="180"/>
+        <w:jc w:val="both"/>
+      </w:pPr>
+      <w:r>
+        <w:t xml:space="preserve">та географією** — 1 рік є найбезпечнішим верхом.</w:t>
       </w:r>
     </w:p>
     <w:sectPr>
@@ -132,7 +205,7 @@
     </w:pPr>
     <w:r>
       <w:rPr>
-        <w:color w:val="888888"/>
+        <w:color w:val="8A8578"/>
         <w:sz w:val="16"/>
         <w:szCs w:val="16"/>
       </w:rPr>
@@ -140,12 +213,31 @@
     </w:r>
     <w:r>
       <w:rPr>
-        <w:color w:val="888888"/>
+        <w:color w:val="8A8578"/>
         <w:sz w:val="16"/>
         <w:szCs w:val="16"/>
       </w:rPr>
       <w:fldChar w:fldCharType="begin"/>
       <w:instrText xml:space="preserve">PAGE</w:instrText>
+      <w:fldChar w:fldCharType="separate"/>
+      <w:fldChar w:fldCharType="end"/>
+    </w:r>
+    <w:r>
+      <w:rPr>
+        <w:color w:val="8A8578"/>
+        <w:sz w:val="16"/>
+        <w:szCs w:val="16"/>
+      </w:rPr>
+      <w:t xml:space="preserve"> / </w:t>
+    </w:r>
+    <w:r>
+      <w:rPr>
+        <w:color w:val="8A8578"/>
+        <w:sz w:val="16"/>
+        <w:szCs w:val="16"/>
+      </w:rPr>
+      <w:fldChar w:fldCharType="begin"/>
+      <w:instrText xml:space="preserve">NUMPAGES</w:instrText>
       <w:fldChar w:fldCharType="separate"/>
       <w:fldChar w:fldCharType="end"/>
     </w:r>
@@ -321,8 +413,13 @@
     <w:basedOn w:val="Normal"/>
     <w:next w:val="Normal"/>
     <w:qFormat/>
-    <w:rPr>
-      <w:color w:val="2E74B5"/>
+    <w:pPr>
+      <w:spacing w:after="200" w:before="400"/>
+    </w:pPr>
+    <w:rPr>
+      <w:rFonts w:ascii="Georgia" w:cs="Georgia" w:eastAsia="Georgia" w:hAnsi="Georgia"/>
+      <w:b/>
+      <w:bCs/>
       <w:sz w:val="32"/>
       <w:szCs w:val="32"/>
     </w:rPr>
@@ -332,8 +429,13 @@
     <w:basedOn w:val="Normal"/>
     <w:next w:val="Normal"/>
     <w:qFormat/>
-    <w:rPr>
-      <w:color w:val="2E74B5"/>
+    <w:pPr>
+      <w:spacing w:after="160" w:before="320"/>
+    </w:pPr>
+    <w:rPr>
+      <w:rFonts w:ascii="Georgia" w:cs="Georgia" w:eastAsia="Georgia" w:hAnsi="Georgia"/>
+      <w:b/>
+      <w:bCs/>
       <w:sz w:val="26"/>
       <w:szCs w:val="26"/>
     </w:rPr>
@@ -343,10 +445,15 @@
     <w:basedOn w:val="Normal"/>
     <w:next w:val="Normal"/>
     <w:qFormat/>
-    <w:rPr>
-      <w:color w:val="1F4D78"/>
-      <w:sz w:val="24"/>
-      <w:szCs w:val="24"/>
+    <w:pPr>
+      <w:spacing w:after="120" w:before="240"/>
+    </w:pPr>
+    <w:rPr>
+      <w:rFonts w:ascii="Georgia" w:cs="Georgia" w:eastAsia="Georgia" w:hAnsi="Georgia"/>
+      <w:b/>
+      <w:bCs/>
+      <w:sz w:val="22"/>
+      <w:szCs w:val="22"/>
     </w:rPr>
   </w:style>
   <w:style w:type="paragraph" w:styleId="Heading4">

--- a/public/exports/documents/subcontract-marketing-2026/ref-non-compete.docx
+++ b/public/exports/documents/subcontract-marketing-2026/ref-non-compete.docx
@@ -25,7 +25,7 @@
         <w:t xml:space="preserve">Legal:</w:t>
       </w:r>
       <w:r>
-        <w:t xml:space="preserve"> Non-compete у Каліфорнії та частинах ЄС може бути неenforceable. Якщо субпідрядник з тих юрисдикцій — залиште пункт, але не розраховуйте на нього як єдиний захист. — Olga &lt;/aside&gt;</w:t>
+        <w:t xml:space="preserve"> Non-compete у Каліфорнії та частинах ЄС може бути неenforceable. Якщо субпідрядник з тих юрисдикцій — залиште пункт, але не розраховуйте на нього як єдиний захист. — Legal &lt;/aside&gt;</w:t>
       </w:r>
     </w:p>
     <w:p>
